--- a/prompt.docx
+++ b/prompt.docx
@@ -581,92 +581,20 @@
         <w:rPr>
           <w:lang w:val="en-US"/>
         </w:rPr>
-        <w:br/>
-        <w:t xml:space="preserve">It will be hosted over http not https so </w:t>
-      </w:r>
-      <w:proofErr w:type="gramStart"/>
-      <w:r>
-        <w:rPr>
-          <w:lang w:val="en-US"/>
-        </w:rPr>
-        <w:t>keep</w:t>
-      </w:r>
-      <w:proofErr w:type="gramEnd"/>
-      <w:r>
-        <w:rPr>
-          <w:lang w:val="en-US"/>
-        </w:rPr>
-        <w:t xml:space="preserve"> that I</w:t>
-      </w:r>
-      <w:r>
-        <w:rPr>
-          <w:lang w:val="en-US"/>
-        </w:rPr>
-        <w:t xml:space="preserve"> many of things are not available in http. </w:t>
-      </w:r>
-      <w:proofErr w:type="gramStart"/>
-      <w:r>
-        <w:rPr>
-          <w:lang w:val="en-US"/>
-        </w:rPr>
-        <w:t>So</w:t>
-      </w:r>
-      <w:proofErr w:type="gramEnd"/>
-      <w:r>
-        <w:rPr>
-          <w:lang w:val="en-US"/>
-        </w:rPr>
-        <w:t xml:space="preserve"> use only http compatible features only </w:t>
-      </w:r>
-      <w:r>
-        <w:rPr>
-          <w:lang w:val="en-US"/>
-        </w:rPr>
-        <w:br/>
-      </w:r>
-      <w:r>
-        <w:rPr>
-          <w:lang w:val="en-US"/>
-        </w:rPr>
-        <w:br/>
-        <w:t xml:space="preserve">it should be able to be hosted anywhere without modifying the ccserver.py or the code you are generating. The </w:t>
-      </w:r>
-      <w:proofErr w:type="spellStart"/>
-      <w:r>
-        <w:rPr>
-          <w:lang w:val="en-US"/>
-        </w:rPr>
-        <w:t>ccserver</w:t>
-      </w:r>
-      <w:proofErr w:type="spellEnd"/>
-      <w:r>
-        <w:rPr>
-          <w:lang w:val="en-US"/>
-        </w:rPr>
-        <w:t xml:space="preserve"> has this:</w:t>
-      </w:r>
-      <w:r>
-        <w:t xml:space="preserve"> </w:t>
-      </w:r>
-      <w:r>
-        <w:rPr>
-          <w:lang w:val="en-US"/>
-        </w:rPr>
-        <w:t>@server.get("/{</w:t>
-      </w:r>
-      <w:proofErr w:type="gramStart"/>
-      <w:r>
-        <w:rPr>
-          <w:lang w:val="en-US"/>
-        </w:rPr>
-        <w:t>path:path</w:t>
-      </w:r>
-      <w:proofErr w:type="gramEnd"/>
-      <w:r>
-        <w:rPr>
-          <w:lang w:val="en-US"/>
-        </w:rPr>
-        <w:t>}")</w:t>
+        <w:t>you only have to generate frontend only in a way that is compatible with the existing backend without any modification.</w:t>
+      </w:r>
+      <w:r>
+        <w:rPr>
+          <w:lang w:val="en-US"/>
+        </w:rPr>
+        <w:br/>
+      </w:r>
+      <w:r>
+        <w:rPr>
+          <w:lang w:val="en-US"/>
+        </w:rPr>
+        <w:br/>
+        <w:t>this is a important requirement the backend ccserver.py cannot be modified in any way so generate front end keeping that information.</w:t>
       </w:r>
     </w:p>
     <w:p>
@@ -679,125 +607,98 @@
         <w:rPr>
           <w:lang w:val="en-US"/>
         </w:rPr>
-        <w:t>async def root(</w:t>
-      </w:r>
-      <w:proofErr w:type="spellStart"/>
+        <w:br/>
+        <w:t xml:space="preserve">It will be hosted over http not https so </w:t>
+      </w:r>
       <w:proofErr w:type="gramStart"/>
       <w:r>
         <w:rPr>
           <w:lang w:val="en-US"/>
         </w:rPr>
-        <w:t>path,cr</w:t>
+        <w:t>keep</w:t>
       </w:r>
       <w:proofErr w:type="gramEnd"/>
       <w:r>
         <w:rPr>
           <w:lang w:val="en-US"/>
         </w:rPr>
-        <w:t>:Annotated</w:t>
-      </w:r>
-      <w:proofErr w:type="spellEnd"/>
-      <w:r>
-        <w:rPr>
-          <w:lang w:val="en-US"/>
-        </w:rPr>
-        <w:t>[</w:t>
-      </w:r>
-      <w:proofErr w:type="spellStart"/>
-      <w:r>
-        <w:rPr>
-          <w:lang w:val="en-US"/>
-        </w:rPr>
-        <w:t>str|</w:t>
+        <w:t xml:space="preserve"> that I</w:t>
+      </w:r>
+      <w:r>
+        <w:rPr>
+          <w:lang w:val="en-US"/>
+        </w:rPr>
+        <w:t xml:space="preserve"> many of things are not available in http. </w:t>
       </w:r>
       <w:proofErr w:type="gramStart"/>
       <w:r>
         <w:rPr>
           <w:lang w:val="en-US"/>
         </w:rPr>
-        <w:t>None,Cookie</w:t>
-      </w:r>
-      <w:proofErr w:type="spellEnd"/>
+        <w:t>So</w:t>
+      </w:r>
       <w:proofErr w:type="gramEnd"/>
       <w:r>
         <w:rPr>
           <w:lang w:val="en-US"/>
         </w:rPr>
-        <w:t>(</w:t>
+        <w:t xml:space="preserve"> use only http compatible features only </w:t>
+      </w:r>
+      <w:r>
+        <w:rPr>
+          <w:lang w:val="en-US"/>
+        </w:rPr>
+        <w:t>(strong requirement)</w:t>
+      </w:r>
+      <w:r>
+        <w:rPr>
+          <w:lang w:val="en-US"/>
+        </w:rPr>
+        <w:br/>
+      </w:r>
+      <w:r>
+        <w:rPr>
+          <w:lang w:val="en-US"/>
+        </w:rPr>
+        <w:br/>
+        <w:t xml:space="preserve">it should be able to be hosted anywhere without modifying the ccserver.py or the code you are generating. The </w:t>
+      </w:r>
+      <w:proofErr w:type="spellStart"/>
+      <w:r>
+        <w:rPr>
+          <w:lang w:val="en-US"/>
+        </w:rPr>
+        <w:t>ccserver</w:t>
+      </w:r>
+      <w:proofErr w:type="spellEnd"/>
+      <w:r>
+        <w:rPr>
+          <w:lang w:val="en-US"/>
+        </w:rPr>
+        <w:t xml:space="preserve"> has this:</w:t>
+      </w:r>
+      <w:r>
+        <w:t xml:space="preserve"> </w:t>
+      </w:r>
+      <w:r>
+        <w:rPr>
+          <w:lang w:val="en-US"/>
+        </w:rPr>
+        <w:t>@server.get("/{</w:t>
       </w:r>
       <w:proofErr w:type="gramStart"/>
       <w:r>
         <w:rPr>
           <w:lang w:val="en-US"/>
         </w:rPr>
-        <w:t>)]=</w:t>
+        <w:t>path:path</w:t>
       </w:r>
       <w:proofErr w:type="gramEnd"/>
       <w:r>
         <w:rPr>
           <w:lang w:val="en-US"/>
         </w:rPr>
-        <w:t>None):</w:t>
-      </w:r>
-      <w:r>
-        <w:rPr>
-          <w:lang w:val="en-US"/>
-        </w:rPr>
-        <w:br/>
-      </w:r>
-      <w:r>
-        <w:rPr>
-          <w:lang w:val="en-US"/>
-        </w:rPr>
-        <w:br/>
-        <w:t>so everything you generate should be servable over this path.</w:t>
-      </w:r>
-      <w:r>
-        <w:rPr>
-          <w:lang w:val="en-US"/>
-        </w:rPr>
-        <w:br/>
-      </w:r>
-      <w:r>
-        <w:rPr>
-          <w:lang w:val="en-US"/>
-        </w:rPr>
-        <w:br/>
-        <w:t>and remember you only have to generate admin login page not user ones its already done</w:t>
-      </w:r>
-      <w:r>
-        <w:rPr>
-          <w:lang w:val="en-US"/>
-        </w:rPr>
-        <w:br/>
-      </w:r>
-      <w:r>
-        <w:rPr>
-          <w:lang w:val="en-US"/>
-        </w:rPr>
-        <w:br/>
-        <w:t xml:space="preserve">don’t generate for any route other ones starting from </w:t>
-      </w:r>
-      <w:proofErr w:type="spellStart"/>
-      <w:r>
-        <w:rPr>
-          <w:lang w:val="en-US"/>
-        </w:rPr>
-        <w:t>adminPanel</w:t>
-      </w:r>
-      <w:proofErr w:type="spellEnd"/>
-      <w:r>
-        <w:rPr>
-          <w:lang w:val="en-US"/>
-        </w:rPr>
-        <w:br/>
-      </w:r>
-      <w:r>
-        <w:rPr>
-          <w:lang w:val="en-US"/>
-        </w:rPr>
-        <w:br/>
-        <w:t>More Details:</w:t>
+        <w:t>}")</w:t>
       </w:r>
     </w:p>
     <w:p>
@@ -810,112 +711,125 @@
         <w:rPr>
           <w:lang w:val="en-US"/>
         </w:rPr>
-        <w:t>Company name</w:t>
-      </w:r>
-      <w:r>
-        <w:rPr>
-          <w:lang w:val="en-US"/>
-        </w:rPr>
-        <w:t xml:space="preserve"> </w:t>
-      </w:r>
-      <w:proofErr w:type="spellStart"/>
-      <w:r>
-        <w:rPr>
-          <w:lang w:val="en-US"/>
-        </w:rPr>
-        <w:t>CloudVPN</w:t>
-      </w:r>
-      <w:proofErr w:type="spellEnd"/>
-      <w:r>
-        <w:rPr>
-          <w:lang w:val="en-US"/>
-        </w:rPr>
-        <w:t>+ (It should be incorporated into the design.)</w:t>
-      </w:r>
-      <w:r>
-        <w:rPr>
-          <w:lang w:val="en-US"/>
-        </w:rPr>
-        <w:t xml:space="preserve"> </w:t>
-      </w:r>
-      <w:r>
-        <w:rPr>
-          <w:lang w:val="en-US"/>
-        </w:rPr>
-        <w:br/>
-      </w:r>
-      <w:r>
-        <w:rPr>
-          <w:lang w:val="en-US"/>
-        </w:rPr>
-        <w:br/>
-      </w:r>
-      <w:r>
-        <w:rPr>
-          <w:lang w:val="en-US"/>
-        </w:rPr>
-        <w:br/>
-      </w:r>
-      <w:r>
-        <w:rPr>
-          <w:lang w:val="en-US"/>
-        </w:rPr>
-        <w:br/>
-      </w:r>
-      <w:r>
-        <w:rPr>
-          <w:lang w:val="en-US"/>
-        </w:rPr>
-        <w:br/>
-      </w:r>
-      <w:r>
-        <w:rPr>
-          <w:lang w:val="en-US"/>
-        </w:rPr>
-        <w:br/>
-      </w:r>
-      <w:r>
-        <w:rPr>
-          <w:lang w:val="en-US"/>
-        </w:rPr>
-        <w:br/>
-      </w:r>
-      <w:r>
-        <w:rPr>
-          <w:lang w:val="en-US"/>
-        </w:rPr>
-        <w:br/>
-      </w:r>
-      <w:r>
-        <w:rPr>
-          <w:lang w:val="en-US"/>
-        </w:rPr>
-        <w:br/>
-      </w:r>
-      <w:r>
-        <w:rPr>
-          <w:lang w:val="en-US"/>
-        </w:rPr>
-        <w:br/>
-      </w:r>
-      <w:r>
-        <w:rPr>
-          <w:lang w:val="en-US"/>
-        </w:rPr>
-        <w:br/>
-      </w:r>
-      <w:r>
-        <w:rPr>
-          <w:lang w:val="en-US"/>
-        </w:rPr>
-        <w:t>All the code that you write document as follows in folder called Documentation</w:t>
-      </w:r>
-      <w:r>
-        <w:rPr>
-          <w:lang w:val="en-US"/>
-        </w:rPr>
-        <w:br/>
-        <w:t>All the steps below are for Documentation folder</w:t>
+        <w:t>async def root(</w:t>
+      </w:r>
+      <w:proofErr w:type="spellStart"/>
+      <w:proofErr w:type="gramStart"/>
+      <w:r>
+        <w:rPr>
+          <w:lang w:val="en-US"/>
+        </w:rPr>
+        <w:t>path,cr</w:t>
+      </w:r>
+      <w:proofErr w:type="gramEnd"/>
+      <w:r>
+        <w:rPr>
+          <w:lang w:val="en-US"/>
+        </w:rPr>
+        <w:t>:Annotated</w:t>
+      </w:r>
+      <w:proofErr w:type="spellEnd"/>
+      <w:r>
+        <w:rPr>
+          <w:lang w:val="en-US"/>
+        </w:rPr>
+        <w:t>[</w:t>
+      </w:r>
+      <w:proofErr w:type="spellStart"/>
+      <w:r>
+        <w:rPr>
+          <w:lang w:val="en-US"/>
+        </w:rPr>
+        <w:t>str|</w:t>
+      </w:r>
+      <w:proofErr w:type="gramStart"/>
+      <w:r>
+        <w:rPr>
+          <w:lang w:val="en-US"/>
+        </w:rPr>
+        <w:t>None,Cookie</w:t>
+      </w:r>
+      <w:proofErr w:type="spellEnd"/>
+      <w:proofErr w:type="gramEnd"/>
+      <w:r>
+        <w:rPr>
+          <w:lang w:val="en-US"/>
+        </w:rPr>
+        <w:t>(</w:t>
+      </w:r>
+      <w:proofErr w:type="gramStart"/>
+      <w:r>
+        <w:rPr>
+          <w:lang w:val="en-US"/>
+        </w:rPr>
+        <w:t>)]=</w:t>
+      </w:r>
+      <w:proofErr w:type="gramEnd"/>
+      <w:r>
+        <w:rPr>
+          <w:lang w:val="en-US"/>
+        </w:rPr>
+        <w:t>None):</w:t>
+      </w:r>
+      <w:r>
+        <w:rPr>
+          <w:lang w:val="en-US"/>
+        </w:rPr>
+        <w:br/>
+      </w:r>
+      <w:r>
+        <w:rPr>
+          <w:lang w:val="en-US"/>
+        </w:rPr>
+        <w:br/>
+        <w:t>so everything you generate should be servable over this path.</w:t>
+      </w:r>
+      <w:r>
+        <w:rPr>
+          <w:lang w:val="en-US"/>
+        </w:rPr>
+        <w:br/>
+      </w:r>
+      <w:r>
+        <w:rPr>
+          <w:lang w:val="en-US"/>
+        </w:rPr>
+        <w:br/>
+        <w:t>and remember you only have to generate admin login page not user ones its already done</w:t>
+      </w:r>
+      <w:r>
+        <w:rPr>
+          <w:lang w:val="en-US"/>
+        </w:rPr>
+        <w:br/>
+      </w:r>
+      <w:r>
+        <w:rPr>
+          <w:lang w:val="en-US"/>
+        </w:rPr>
+        <w:br/>
+        <w:t xml:space="preserve">don’t generate for any route other ones starting from </w:t>
+      </w:r>
+      <w:proofErr w:type="spellStart"/>
+      <w:r>
+        <w:rPr>
+          <w:lang w:val="en-US"/>
+        </w:rPr>
+        <w:t>adminPanel</w:t>
+      </w:r>
+      <w:proofErr w:type="spellEnd"/>
+      <w:r>
+        <w:rPr>
+          <w:lang w:val="en-US"/>
+        </w:rPr>
+        <w:br/>
+      </w:r>
+      <w:r>
+        <w:rPr>
+          <w:lang w:val="en-US"/>
+        </w:rPr>
+        <w:br/>
+        <w:t>More Details:</w:t>
       </w:r>
     </w:p>
     <w:p>
@@ -928,122 +842,112 @@
         <w:rPr>
           <w:lang w:val="en-US"/>
         </w:rPr>
-        <w:t xml:space="preserve"> Steps:</w:t>
-      </w:r>
-      <w:r>
-        <w:rPr>
-          <w:lang w:val="en-US"/>
-        </w:rPr>
-        <w:br/>
-        <w:t>1. Create a file project_documentation</w:t>
-      </w:r>
-      <w:r>
-        <w:rPr>
-          <w:lang w:val="en-US"/>
-        </w:rPr>
-        <w:t>.html</w:t>
-      </w:r>
-      <w:r>
-        <w:rPr>
-          <w:lang w:val="en-US"/>
-        </w:rPr>
-        <w:t xml:space="preserve"> in it write the overall project </w:t>
-      </w:r>
-      <w:proofErr w:type="gramStart"/>
-      <w:r>
-        <w:rPr>
-          <w:lang w:val="en-US"/>
-        </w:rPr>
-        <w:t>structure ,</w:t>
-      </w:r>
-      <w:proofErr w:type="gramEnd"/>
+        <w:t>Company name</w:t>
+      </w:r>
       <w:r>
         <w:rPr>
           <w:lang w:val="en-US"/>
         </w:rPr>
         <w:t xml:space="preserve"> </w:t>
       </w:r>
-      <w:r>
-        <w:rPr>
-          <w:lang w:val="en-US"/>
-        </w:rPr>
-        <w:t xml:space="preserve">file </w:t>
-      </w:r>
-      <w:proofErr w:type="gramStart"/>
-      <w:r>
-        <w:rPr>
-          <w:lang w:val="en-US"/>
-        </w:rPr>
-        <w:t>structure ,</w:t>
-      </w:r>
-      <w:proofErr w:type="gramEnd"/>
-      <w:r>
-        <w:rPr>
-          <w:lang w:val="en-US"/>
-        </w:rPr>
-        <w:t xml:space="preserve"> system </w:t>
-      </w:r>
-      <w:r>
-        <w:rPr>
-          <w:lang w:val="en-US"/>
-        </w:rPr>
-        <w:t xml:space="preserve">architecture, how is it designed and why, how different components interact with each </w:t>
-      </w:r>
-      <w:proofErr w:type="gramStart"/>
-      <w:r>
-        <w:rPr>
-          <w:lang w:val="en-US"/>
-        </w:rPr>
-        <w:t>other ,</w:t>
-      </w:r>
-      <w:proofErr w:type="gramEnd"/>
-      <w:r>
-        <w:rPr>
-          <w:lang w:val="en-US"/>
-        </w:rPr>
-        <w:t xml:space="preserve"> everything related to project in very </w:t>
-      </w:r>
-      <w:proofErr w:type="spellStart"/>
-      <w:r>
-        <w:rPr>
-          <w:lang w:val="en-US"/>
-        </w:rPr>
-        <w:t>very</w:t>
-      </w:r>
-      <w:proofErr w:type="spellEnd"/>
+      <w:proofErr w:type="spellStart"/>
+      <w:r>
+        <w:rPr>
+          <w:lang w:val="en-US"/>
+        </w:rPr>
+        <w:t>CloudVPN</w:t>
+      </w:r>
+      <w:proofErr w:type="spellEnd"/>
+      <w:r>
+        <w:rPr>
+          <w:lang w:val="en-US"/>
+        </w:rPr>
+        <w:t>+ (It should be incorporated into the design.)</w:t>
+      </w:r>
       <w:r>
         <w:rPr>
           <w:lang w:val="en-US"/>
         </w:rPr>
         <w:t xml:space="preserve"> </w:t>
       </w:r>
-      <w:proofErr w:type="spellStart"/>
-      <w:r>
-        <w:rPr>
-          <w:lang w:val="en-US"/>
-        </w:rPr>
-        <w:t>very</w:t>
-      </w:r>
-      <w:proofErr w:type="spellEnd"/>
-      <w:r>
-        <w:rPr>
-          <w:lang w:val="en-US"/>
-        </w:rPr>
-        <w:t xml:space="preserve"> </w:t>
-      </w:r>
-      <w:proofErr w:type="spellStart"/>
-      <w:r>
-        <w:rPr>
-          <w:lang w:val="en-US"/>
-        </w:rPr>
-        <w:t>very</w:t>
-      </w:r>
-      <w:proofErr w:type="spellEnd"/>
-      <w:r>
-        <w:rPr>
-          <w:lang w:val="en-US"/>
-        </w:rPr>
-        <w:t xml:space="preserve"> much details.</w:t>
+      <w:r>
+        <w:rPr>
+          <w:lang w:val="en-US"/>
+        </w:rPr>
+        <w:br/>
+      </w:r>
+      <w:r>
+        <w:rPr>
+          <w:lang w:val="en-US"/>
+        </w:rPr>
+        <w:br/>
+      </w:r>
+      <w:r>
+        <w:rPr>
+          <w:lang w:val="en-US"/>
+        </w:rPr>
+        <w:br/>
+      </w:r>
+      <w:r>
+        <w:rPr>
+          <w:lang w:val="en-US"/>
+        </w:rPr>
+        <w:br/>
+      </w:r>
+      <w:r>
+        <w:rPr>
+          <w:lang w:val="en-US"/>
+        </w:rPr>
+        <w:br/>
+      </w:r>
+      <w:r>
+        <w:rPr>
+          <w:lang w:val="en-US"/>
+        </w:rPr>
+        <w:br/>
+      </w:r>
+      <w:r>
+        <w:rPr>
+          <w:lang w:val="en-US"/>
+        </w:rPr>
+        <w:br/>
+      </w:r>
+      <w:r>
+        <w:rPr>
+          <w:lang w:val="en-US"/>
+        </w:rPr>
+        <w:br/>
+      </w:r>
+      <w:r>
+        <w:rPr>
+          <w:lang w:val="en-US"/>
+        </w:rPr>
+        <w:br/>
+      </w:r>
+      <w:r>
+        <w:rPr>
+          <w:lang w:val="en-US"/>
+        </w:rPr>
+        <w:br/>
+      </w:r>
+      <w:r>
+        <w:rPr>
+          <w:lang w:val="en-US"/>
+        </w:rPr>
+        <w:br/>
+      </w:r>
+      <w:r>
+        <w:rPr>
+          <w:lang w:val="en-US"/>
+        </w:rPr>
+        <w:t>All the code that you write document as follows in folder called Documentation</w:t>
+      </w:r>
+      <w:r>
+        <w:rPr>
+          <w:lang w:val="en-US"/>
+        </w:rPr>
+        <w:br/>
+        <w:t>All the steps below are for Documentation folder</w:t>
       </w:r>
     </w:p>
     <w:p>
@@ -1057,6 +961,134 @@
           <w:lang w:val="en-US"/>
         </w:rPr>
         <w:lastRenderedPageBreak/>
+        <w:t xml:space="preserve"> Steps:</w:t>
+      </w:r>
+      <w:r>
+        <w:rPr>
+          <w:lang w:val="en-US"/>
+        </w:rPr>
+        <w:br/>
+        <w:t>1. Create a file project_documentation</w:t>
+      </w:r>
+      <w:r>
+        <w:rPr>
+          <w:lang w:val="en-US"/>
+        </w:rPr>
+        <w:t>.html</w:t>
+      </w:r>
+      <w:r>
+        <w:rPr>
+          <w:lang w:val="en-US"/>
+        </w:rPr>
+        <w:t xml:space="preserve"> in it write the overall project </w:t>
+      </w:r>
+      <w:proofErr w:type="gramStart"/>
+      <w:r>
+        <w:rPr>
+          <w:lang w:val="en-US"/>
+        </w:rPr>
+        <w:t>structure ,</w:t>
+      </w:r>
+      <w:proofErr w:type="gramEnd"/>
+      <w:r>
+        <w:rPr>
+          <w:lang w:val="en-US"/>
+        </w:rPr>
+        <w:t xml:space="preserve"> </w:t>
+      </w:r>
+      <w:r>
+        <w:rPr>
+          <w:lang w:val="en-US"/>
+        </w:rPr>
+        <w:t xml:space="preserve">file </w:t>
+      </w:r>
+      <w:proofErr w:type="gramStart"/>
+      <w:r>
+        <w:rPr>
+          <w:lang w:val="en-US"/>
+        </w:rPr>
+        <w:t>structure ,</w:t>
+      </w:r>
+      <w:proofErr w:type="gramEnd"/>
+      <w:r>
+        <w:rPr>
+          <w:lang w:val="en-US"/>
+        </w:rPr>
+        <w:t xml:space="preserve"> system </w:t>
+      </w:r>
+      <w:r>
+        <w:rPr>
+          <w:lang w:val="en-US"/>
+        </w:rPr>
+        <w:t xml:space="preserve">architecture, how is it designed and why, how different components interact with each </w:t>
+      </w:r>
+      <w:proofErr w:type="gramStart"/>
+      <w:r>
+        <w:rPr>
+          <w:lang w:val="en-US"/>
+        </w:rPr>
+        <w:t>other ,</w:t>
+      </w:r>
+      <w:proofErr w:type="gramEnd"/>
+      <w:r>
+        <w:rPr>
+          <w:lang w:val="en-US"/>
+        </w:rPr>
+        <w:t xml:space="preserve"> everything related to project in very </w:t>
+      </w:r>
+      <w:proofErr w:type="spellStart"/>
+      <w:r>
+        <w:rPr>
+          <w:lang w:val="en-US"/>
+        </w:rPr>
+        <w:t>very</w:t>
+      </w:r>
+      <w:proofErr w:type="spellEnd"/>
+      <w:r>
+        <w:rPr>
+          <w:lang w:val="en-US"/>
+        </w:rPr>
+        <w:t xml:space="preserve"> </w:t>
+      </w:r>
+      <w:proofErr w:type="spellStart"/>
+      <w:r>
+        <w:rPr>
+          <w:lang w:val="en-US"/>
+        </w:rPr>
+        <w:t>very</w:t>
+      </w:r>
+      <w:proofErr w:type="spellEnd"/>
+      <w:r>
+        <w:rPr>
+          <w:lang w:val="en-US"/>
+        </w:rPr>
+        <w:t xml:space="preserve"> </w:t>
+      </w:r>
+      <w:proofErr w:type="spellStart"/>
+      <w:r>
+        <w:rPr>
+          <w:lang w:val="en-US"/>
+        </w:rPr>
+        <w:t>very</w:t>
+      </w:r>
+      <w:proofErr w:type="spellEnd"/>
+      <w:r>
+        <w:rPr>
+          <w:lang w:val="en-US"/>
+        </w:rPr>
+        <w:t xml:space="preserve"> much details.</w:t>
+      </w:r>
+    </w:p>
+    <w:p>
+      <w:pPr>
+        <w:rPr>
+          <w:lang w:val="en-US"/>
+        </w:rPr>
+      </w:pPr>
+      <w:r>
+        <w:rPr>
+          <w:lang w:val="en-US"/>
+        </w:rPr>
         <w:t xml:space="preserve">2. For each file containing code in the </w:t>
       </w:r>
       <w:proofErr w:type="gramStart"/>
